--- a/user_guides/Esderos_Student_Portal_User_Guide.docx
+++ b/user_guides/Esderos_Student_Portal_User_Guide.docx
@@ -60,7 +60,7 @@
           <w:sz w:val="22"/>
           <w:szCs w:val="22"/>
         </w:rPr>
-        <w:t xml:space="preserve">Academic Enrollment, Transcript Requests, &amp; Tuition Ledger Operations</w:t>
+        <w:t xml:space="preserve">Authentication, Settings, Academic Enrollment, &amp; Financial Ledger Operations</w:t>
       </w:r>
     </w:p>
     <w:p>
@@ -95,7 +95,7 @@
           <w:sz w:val="18"/>
           <w:szCs w:val="18"/>
         </w:rPr>
-        <w:t xml:space="preserve">Version 1.0.0 | Date: May 2026</w:t>
+        <w:t xml:space="preserve">Version 1.1.0 | Date: May 2026</w:t>
       </w:r>
     </w:p>
     <w:p>
@@ -109,12 +109,12 @@
         <w:spacing w:after="120" w:before="240"/>
       </w:pPr>
       <w:r>
-        <w:t xml:space="preserve">1. Core Portal Dashboard &amp; MFA Setup</w:t>
-      </w:r>
-    </w:p>
-    <w:p>
-      <w:pPr>
-        <w:spacing w:after="120"/>
+        <w:t xml:space="preserve">1. Login Page Authentication &amp; Session Setup</w:t>
+      </w:r>
+    </w:p>
+    <w:p>
+      <w:pPr>
+        <w:spacing w:after="240"/>
       </w:pPr>
       <w:r>
         <w:rPr>
@@ -122,23 +122,29 @@
           <w:sz w:val="22"/>
           <w:szCs w:val="22"/>
         </w:rPr>
-        <w:t xml:space="preserve">Welcome to the Esderos Student Portal. This system serves as your centralized operational matrix for tracking course progressions, requesting transcripts, and settling tuition fees.</w:t>
-      </w:r>
-    </w:p>
-    <w:p>
-      <w:pPr>
-        <w:spacing w:after="80" w:before="120"/>
-      </w:pPr>
-      <w:r>
-        <w:rPr>
-          <w:rFonts w:ascii="Calibri" w:cs="Calibri" w:eastAsia="Calibri" w:hAnsi="Calibri"/>
-          <w:b/>
-          <w:bCs/>
-          <w:color w:val="0E2A47"/>
+        <w:t xml:space="preserve">To access your Student Portal, navigate to the Seminary's central authentication portal. Enter your registered email address and credentials in the designated inputs. If Two-Factor Email Authentication is globally or personally enabled, the system redirects you to the secure MFA passcode screen, prompting you for the 6-digit security key dispatched to your inbox. Once entered successfully, an active encrypted session is created.</w:t>
+      </w:r>
+    </w:p>
+    <w:p>
+      <w:pPr>
+        <w:pStyle w:val="Heading1"/>
+        <w:spacing w:after="120" w:before="240"/>
+      </w:pPr>
+      <w:r>
+        <w:t xml:space="preserve">2. Personal Settings &amp; MFA Profile Console</w:t>
+      </w:r>
+    </w:p>
+    <w:p>
+      <w:pPr>
+        <w:spacing w:after="120"/>
+      </w:pPr>
+      <w:r>
+        <w:rPr>
+          <w:rFonts w:ascii="Calibri" w:cs="Calibri" w:eastAsia="Calibri" w:hAnsi="Calibri"/>
           <w:sz w:val="22"/>
           <w:szCs w:val="22"/>
         </w:rPr>
-        <w:t xml:space="preserve">🔒 Securing Your Account with MFA:</w:t>
+        <w:t xml:space="preserve">The Profile Settings panel is located in the bottom left navigation sidebar. Inside this panel, you can maintain your core identity details and configure account security parameters:</w:t>
       </w:r>
     </w:p>
     <w:p>
@@ -151,7 +157,9 @@
           <w:sz w:val="22"/>
           <w:szCs w:val="22"/>
         </w:rPr>
-        <w:t xml:space="preserve">To ensure absolute privacy of your academic and financial records, you can enable Two-Factor Authentication (MFA) via Email directly inside your Profile settings. Once active, logging in requires entering a verification passcode sent to your registered email address.</w:t>
+        <w:t xml:space="preserve">• Profile Details: Re-verify your registered first name, last name, and administrative department cohort details.
+• Password Modifications: Re-write your account credentials by entering your current password followed by your desired new secure password.
+• Self-Service Email MFA Toggle: When enabled, a verification email is sent to your inbox upon logging in. Inputting this code is required to establish a valid student portal session.</w:t>
       </w:r>
     </w:p>
     <w:p>
@@ -160,7 +168,7 @@
         <w:spacing w:after="120" w:before="240"/>
       </w:pPr>
       <w:r>
-        <w:t xml:space="preserve">2. Academic Enrollment Engine</w:t>
+        <w:t xml:space="preserve">3. Academic Enrollment Engine</w:t>
       </w:r>
     </w:p>
     <w:p>
@@ -173,7 +181,7 @@
           <w:sz w:val="22"/>
           <w:szCs w:val="22"/>
         </w:rPr>
-        <w:t xml:space="preserve">Your academic enrollment dashboard lists only relevant, active course offerings designated for your specific cohort program track (Theology or Geez Language). The panel is divided into three distinct segments to give you immediate status feedback:</w:t>
+        <w:t xml:space="preserve">Your academic enrollment dashboard lists only active, non-legacy course offerings designated for your cohort program track (Theology or Geez Language). The board is cleanly structured into three reactive sections:</w:t>
       </w:r>
     </w:p>
     <w:tbl>
@@ -407,7 +415,7 @@
         <w:spacing w:after="120" w:before="240"/>
       </w:pPr>
       <w:r>
-        <w:t xml:space="preserve">3. Verified Transcript Requests</w:t>
+        <w:t xml:space="preserve">4. Verified Transcript Requests</w:t>
       </w:r>
     </w:p>
     <w:p>
@@ -420,7 +428,7 @@
           <w:sz w:val="22"/>
           <w:szCs w:val="22"/>
         </w:rPr>
-        <w:t xml:space="preserve">To ensure the highest standard of academic security, all unofficial download triggers have been removed from the portal, directing all transcript audits through verified channels. To request your official transcripts:</w:t>
+        <w:t xml:space="preserve">All unofficial transcript downloads have been removed from the portal, directing all transcript inquiries to verified official channels. To request your official transcripts:</w:t>
       </w:r>
     </w:p>
     <w:p>
@@ -445,7 +453,7 @@
         <w:spacing w:after="120" w:before="240"/>
       </w:pPr>
       <w:r>
-        <w:t xml:space="preserve">4. Tuition &amp; Invoices Ledger</w:t>
+        <w:t xml:space="preserve">5. Tuition &amp; Invoices Ledger</w:t>
       </w:r>
     </w:p>
     <w:p>
